--- a/a7/packages/A7 Unit 6 - Relationships in Triangles/Lessons/6.05/Keys/A7 6.05 Distance on the Coordinate Plane - Question Bank - Key.docx
+++ b/a7/packages/A7 Unit 6 - Relationships in Triangles/Lessons/6.05/Keys/A7 6.05 Distance on the Coordinate Plane - Question Bank - Key.docx
@@ -421,7 +421,7 @@
             <w:r>
               <w:drawing>
                 <wp:inline xmlns:a="http://schemas.openxmlformats.org/drawingml/2006/main" xmlns:pic="http://schemas.openxmlformats.org/drawingml/2006/picture">
-                  <wp:extent cx="487680" cy="146304"/>
+                  <wp:extent cx="438912" cy="146304"/>
                   <wp:docPr id="3" name="Picture 3"/>
                   <wp:cNvGraphicFramePr>
                     <a:graphicFrameLocks noChangeAspect="1"/>
@@ -430,7 +430,7 @@
                     <a:graphicData uri="http://schemas.openxmlformats.org/drawingml/2006/picture">
                       <pic:pic>
                         <pic:nvPicPr>
-                          <pic:cNvPr id="0" name="31859ff5f2598f7e.png"/>
+                          <pic:cNvPr id="0" name="a1bab36b57e17427.png"/>
                           <pic:cNvPicPr/>
                         </pic:nvPicPr>
                         <pic:blipFill>
@@ -442,7 +442,7 @@
                         <pic:spPr>
                           <a:xfrm>
                             <a:off x="0" y="0"/>
-                            <a:ext cx="487680" cy="146304"/>
+                            <a:ext cx="438912" cy="146304"/>
                           </a:xfrm>
                           <a:prstGeom prst="rect"/>
                         </pic:spPr>
@@ -586,7 +586,7 @@
             <w:r>
               <w:drawing>
                 <wp:inline xmlns:a="http://schemas.openxmlformats.org/drawingml/2006/main" xmlns:pic="http://schemas.openxmlformats.org/drawingml/2006/picture">
-                  <wp:extent cx="600456" cy="143256"/>
+                  <wp:extent cx="551688" cy="143256"/>
                   <wp:docPr id="5" name="Picture 5"/>
                   <wp:cNvGraphicFramePr>
                     <a:graphicFrameLocks noChangeAspect="1"/>
@@ -595,7 +595,7 @@
                     <a:graphicData uri="http://schemas.openxmlformats.org/drawingml/2006/picture">
                       <pic:pic>
                         <pic:nvPicPr>
-                          <pic:cNvPr id="0" name="5c6f0f77063c828b.png"/>
+                          <pic:cNvPr id="0" name="6dd095ae2543ca16.png"/>
                           <pic:cNvPicPr/>
                         </pic:nvPicPr>
                         <pic:blipFill>
@@ -607,7 +607,7 @@
                         <pic:spPr>
                           <a:xfrm>
                             <a:off x="0" y="0"/>
-                            <a:ext cx="600456" cy="143256"/>
+                            <a:ext cx="551688" cy="143256"/>
                           </a:xfrm>
                           <a:prstGeom prst="rect"/>
                         </pic:spPr>
@@ -794,7 +794,7 @@
             <w:r>
               <w:drawing>
                 <wp:inline xmlns:a="http://schemas.openxmlformats.org/drawingml/2006/main" xmlns:pic="http://schemas.openxmlformats.org/drawingml/2006/picture">
-                  <wp:extent cx="487680" cy="146304"/>
+                  <wp:extent cx="438912" cy="146304"/>
                   <wp:docPr id="8" name="Picture 8"/>
                   <wp:cNvGraphicFramePr>
                     <a:graphicFrameLocks noChangeAspect="1"/>
@@ -803,7 +803,7 @@
                     <a:graphicData uri="http://schemas.openxmlformats.org/drawingml/2006/picture">
                       <pic:pic>
                         <pic:nvPicPr>
-                          <pic:cNvPr id="0" name="1f3f69622ee5b9be.png"/>
+                          <pic:cNvPr id="0" name="e3a1203a298b05e9.png"/>
                           <pic:cNvPicPr/>
                         </pic:nvPicPr>
                         <pic:blipFill>
@@ -815,7 +815,7 @@
                         <pic:spPr>
                           <a:xfrm>
                             <a:off x="0" y="0"/>
-                            <a:ext cx="487680" cy="146304"/>
+                            <a:ext cx="438912" cy="146304"/>
                           </a:xfrm>
                           <a:prstGeom prst="rect"/>
                         </pic:spPr>
@@ -916,7 +916,7 @@
             <w:r>
               <w:drawing>
                 <wp:inline xmlns:a="http://schemas.openxmlformats.org/drawingml/2006/main" xmlns:pic="http://schemas.openxmlformats.org/drawingml/2006/picture">
-                  <wp:extent cx="600456" cy="143256"/>
+                  <wp:extent cx="551688" cy="143256"/>
                   <wp:docPr id="9" name="Picture 9"/>
                   <wp:cNvGraphicFramePr>
                     <a:graphicFrameLocks noChangeAspect="1"/>
@@ -925,7 +925,7 @@
                     <a:graphicData uri="http://schemas.openxmlformats.org/drawingml/2006/picture">
                       <pic:pic>
                         <pic:nvPicPr>
-                          <pic:cNvPr id="0" name="cf868fd7dc4ad459.png"/>
+                          <pic:cNvPr id="0" name="22a50a7396c35b62.png"/>
                           <pic:cNvPicPr/>
                         </pic:nvPicPr>
                         <pic:blipFill>
@@ -937,7 +937,7 @@
                         <pic:spPr>
                           <a:xfrm>
                             <a:off x="0" y="0"/>
-                            <a:ext cx="600456" cy="143256"/>
+                            <a:ext cx="551688" cy="143256"/>
                           </a:xfrm>
                           <a:prstGeom prst="rect"/>
                         </pic:spPr>
@@ -1246,7 +1246,7 @@
             <w:r>
               <w:drawing>
                 <wp:inline xmlns:a="http://schemas.openxmlformats.org/drawingml/2006/main" xmlns:pic="http://schemas.openxmlformats.org/drawingml/2006/picture">
-                  <wp:extent cx="487680" cy="143256"/>
+                  <wp:extent cx="438912" cy="143256"/>
                   <wp:docPr id="13" name="Picture 13"/>
                   <wp:cNvGraphicFramePr>
                     <a:graphicFrameLocks noChangeAspect="1"/>
@@ -1255,7 +1255,7 @@
                     <a:graphicData uri="http://schemas.openxmlformats.org/drawingml/2006/picture">
                       <pic:pic>
                         <pic:nvPicPr>
-                          <pic:cNvPr id="0" name="c92596cd59f6d2ef.png"/>
+                          <pic:cNvPr id="0" name="874cc059ff32ee3c.png"/>
                           <pic:cNvPicPr/>
                         </pic:nvPicPr>
                         <pic:blipFill>
@@ -1267,7 +1267,7 @@
                         <pic:spPr>
                           <a:xfrm>
                             <a:off x="0" y="0"/>
-                            <a:ext cx="487680" cy="143256"/>
+                            <a:ext cx="438912" cy="143256"/>
                           </a:xfrm>
                           <a:prstGeom prst="rect"/>
                         </pic:spPr>
@@ -1435,7 +1435,7 @@
             <w:r>
               <w:drawing>
                 <wp:inline xmlns:a="http://schemas.openxmlformats.org/drawingml/2006/main" xmlns:pic="http://schemas.openxmlformats.org/drawingml/2006/picture">
-                  <wp:extent cx="600456" cy="146304"/>
+                  <wp:extent cx="551688" cy="146304"/>
                   <wp:docPr id="15" name="Picture 15"/>
                   <wp:cNvGraphicFramePr>
                     <a:graphicFrameLocks noChangeAspect="1"/>
@@ -1444,7 +1444,7 @@
                     <a:graphicData uri="http://schemas.openxmlformats.org/drawingml/2006/picture">
                       <pic:pic>
                         <pic:nvPicPr>
-                          <pic:cNvPr id="0" name="9d9120422eefa1fd.png"/>
+                          <pic:cNvPr id="0" name="eb635d9df63ea198.png"/>
                           <pic:cNvPicPr/>
                         </pic:nvPicPr>
                         <pic:blipFill>
@@ -1456,7 +1456,7 @@
                         <pic:spPr>
                           <a:xfrm>
                             <a:off x="0" y="0"/>
-                            <a:ext cx="600456" cy="146304"/>
+                            <a:ext cx="551688" cy="146304"/>
                           </a:xfrm>
                           <a:prstGeom prst="rect"/>
                         </pic:spPr>
@@ -1478,7 +1478,7 @@
             <w:r>
               <w:drawing>
                 <wp:inline xmlns:a="http://schemas.openxmlformats.org/drawingml/2006/main" xmlns:pic="http://schemas.openxmlformats.org/drawingml/2006/picture">
-                  <wp:extent cx="487680" cy="143256"/>
+                  <wp:extent cx="438912" cy="143256"/>
                   <wp:docPr id="16" name="Picture 16"/>
                   <wp:cNvGraphicFramePr>
                     <a:graphicFrameLocks noChangeAspect="1"/>
@@ -1487,7 +1487,7 @@
                     <a:graphicData uri="http://schemas.openxmlformats.org/drawingml/2006/picture">
                       <pic:pic>
                         <pic:nvPicPr>
-                          <pic:cNvPr id="0" name="c04fd1a1ad476553.png"/>
+                          <pic:cNvPr id="0" name="cdd1e40a14cde158.png"/>
                           <pic:cNvPicPr/>
                         </pic:nvPicPr>
                         <pic:blipFill>
@@ -1499,7 +1499,7 @@
                         <pic:spPr>
                           <a:xfrm>
                             <a:off x="0" y="0"/>
-                            <a:ext cx="487680" cy="143256"/>
+                            <a:ext cx="438912" cy="143256"/>
                           </a:xfrm>
                           <a:prstGeom prst="rect"/>
                         </pic:spPr>
@@ -1761,7 +1761,7 @@
             <w:r>
               <w:drawing>
                 <wp:inline xmlns:a="http://schemas.openxmlformats.org/drawingml/2006/main" xmlns:pic="http://schemas.openxmlformats.org/drawingml/2006/picture">
-                  <wp:extent cx="600456" cy="143256"/>
+                  <wp:extent cx="551688" cy="143256"/>
                   <wp:docPr id="18" name="Picture 18"/>
                   <wp:cNvGraphicFramePr>
                     <a:graphicFrameLocks noChangeAspect="1"/>
@@ -1770,7 +1770,7 @@
                     <a:graphicData uri="http://schemas.openxmlformats.org/drawingml/2006/picture">
                       <pic:pic>
                         <pic:nvPicPr>
-                          <pic:cNvPr id="0" name="d0469e91279fdc6e.png"/>
+                          <pic:cNvPr id="0" name="6dcf528a270a55e2.png"/>
                           <pic:cNvPicPr/>
                         </pic:nvPicPr>
                         <pic:blipFill>
@@ -1782,7 +1782,7 @@
                         <pic:spPr>
                           <a:xfrm>
                             <a:off x="0" y="0"/>
-                            <a:ext cx="600456" cy="143256"/>
+                            <a:ext cx="551688" cy="143256"/>
                           </a:xfrm>
                           <a:prstGeom prst="rect"/>
                         </pic:spPr>
